--- a/репорт.docx
+++ b/репорт.docx
@@ -22,10 +22,10 @@
       </w:r>
       <w:r>
         <w:drawing>
-          <wp:inline distT="0" distB="0" distL="0" distR="0" wp14:anchorId="3634D75F" wp14:editId="24372750">
-            <wp:extent cx="2491956" cy="838273"/>
-            <wp:effectExtent l="0" t="0" r="3810" b="0"/>
-            <wp:docPr id="2025571176" name="Рисунок 1"/>
+          <wp:inline distT="0" distB="0" distL="0" distR="0" wp14:anchorId="396FFF0C" wp14:editId="46300EFE">
+            <wp:extent cx="6120765" cy="3277870"/>
+            <wp:effectExtent l="0" t="0" r="0" b="0"/>
+            <wp:docPr id="1035491744" name="Рисунок 1"/>
             <wp:cNvGraphicFramePr>
               <a:graphicFrameLocks xmlns:a="http://schemas.openxmlformats.org/drawingml/2006/main" noChangeAspect="1"/>
             </wp:cNvGraphicFramePr>
@@ -33,7 +33,7 @@
               <a:graphicData uri="http://schemas.openxmlformats.org/drawingml/2006/picture">
                 <pic:pic xmlns:pic="http://schemas.openxmlformats.org/drawingml/2006/picture">
                   <pic:nvPicPr>
-                    <pic:cNvPr id="2025571176" name=""/>
+                    <pic:cNvPr id="1035491744" name=""/>
                     <pic:cNvPicPr/>
                   </pic:nvPicPr>
                   <pic:blipFill>
@@ -45,7 +45,7 @@
                   <pic:spPr>
                     <a:xfrm>
                       <a:off x="0" y="0"/>
-                      <a:ext cx="2491956" cy="838273"/>
+                      <a:ext cx="6120765" cy="3277870"/>
                     </a:xfrm>
                     <a:prstGeom prst="rect">
                       <a:avLst/>
@@ -57,32 +57,6 @@
           </wp:inline>
         </w:drawing>
       </w:r>
-      <w:r>
-        <w:br/>
-      </w:r>
-      <w:r>
-        <w:br/>
-      </w:r>
-      <w:r>
-        <w:rPr>
-          <w:lang w:val="en-US"/>
-        </w:rPr>
-        <w:t xml:space="preserve">index and </w:t>
-      </w:r>
-      <w:proofErr w:type="spellStart"/>
-      <w:r>
-        <w:rPr>
-          <w:lang w:val="en-US"/>
-        </w:rPr>
-        <w:t>cte</w:t>
-      </w:r>
-      <w:proofErr w:type="spellEnd"/>
-      <w:r>
-        <w:rPr>
-          <w:lang w:val="en-US"/>
-        </w:rPr>
-        <w:t>:</w:t>
-      </w:r>
     </w:p>
     <w:p>
       <w:pPr>
@@ -91,14 +65,11 @@
         </w:rPr>
       </w:pPr>
       <w:r>
-        <w:rPr>
-          <w:lang w:val="en-US"/>
-        </w:rPr>
         <w:drawing>
-          <wp:inline distT="0" distB="0" distL="0" distR="0" wp14:anchorId="28E0F4EF" wp14:editId="592135F0">
-            <wp:extent cx="2629128" cy="922100"/>
+          <wp:inline distT="0" distB="0" distL="0" distR="0" wp14:anchorId="00D4EF7C" wp14:editId="5FC75E22">
+            <wp:extent cx="6120765" cy="3298825"/>
             <wp:effectExtent l="0" t="0" r="0" b="0"/>
-            <wp:docPr id="334682588" name="Рисунок 1"/>
+            <wp:docPr id="2017997526" name="Рисунок 1"/>
             <wp:cNvGraphicFramePr>
               <a:graphicFrameLocks xmlns:a="http://schemas.openxmlformats.org/drawingml/2006/main" noChangeAspect="1"/>
             </wp:cNvGraphicFramePr>
@@ -106,7 +77,7 @@
               <a:graphicData uri="http://schemas.openxmlformats.org/drawingml/2006/picture">
                 <pic:pic xmlns:pic="http://schemas.openxmlformats.org/drawingml/2006/picture">
                   <pic:nvPicPr>
-                    <pic:cNvPr id="334682588" name=""/>
+                    <pic:cNvPr id="2017997526" name=""/>
                     <pic:cNvPicPr/>
                   </pic:nvPicPr>
                   <pic:blipFill>
@@ -118,7 +89,7 @@
                   <pic:spPr>
                     <a:xfrm>
                       <a:off x="0" y="0"/>
-                      <a:ext cx="2629128" cy="922100"/>
+                      <a:ext cx="6120765" cy="3298825"/>
                     </a:xfrm>
                     <a:prstGeom prst="rect">
                       <a:avLst/>
@@ -129,6 +100,207 @@
             </a:graphic>
           </wp:inline>
         </w:drawing>
+      </w:r>
+    </w:p>
+    <w:p>
+      <w:pPr>
+        <w:rPr>
+          <w:lang w:val="en-US"/>
+        </w:rPr>
+      </w:pPr>
+      <w:r>
+        <w:lastRenderedPageBreak/>
+        <w:drawing>
+          <wp:inline distT="0" distB="0" distL="0" distR="0" wp14:anchorId="0A69DEC6" wp14:editId="01E8C535">
+            <wp:extent cx="6120765" cy="3769995"/>
+            <wp:effectExtent l="0" t="0" r="0" b="1905"/>
+            <wp:docPr id="934724643" name="Рисунок 1"/>
+            <wp:cNvGraphicFramePr>
+              <a:graphicFrameLocks xmlns:a="http://schemas.openxmlformats.org/drawingml/2006/main" noChangeAspect="1"/>
+            </wp:cNvGraphicFramePr>
+            <a:graphic xmlns:a="http://schemas.openxmlformats.org/drawingml/2006/main">
+              <a:graphicData uri="http://schemas.openxmlformats.org/drawingml/2006/picture">
+                <pic:pic xmlns:pic="http://schemas.openxmlformats.org/drawingml/2006/picture">
+                  <pic:nvPicPr>
+                    <pic:cNvPr id="934724643" name=""/>
+                    <pic:cNvPicPr/>
+                  </pic:nvPicPr>
+                  <pic:blipFill>
+                    <a:blip r:embed="rId6"/>
+                    <a:stretch>
+                      <a:fillRect/>
+                    </a:stretch>
+                  </pic:blipFill>
+                  <pic:spPr>
+                    <a:xfrm>
+                      <a:off x="0" y="0"/>
+                      <a:ext cx="6120765" cy="3769995"/>
+                    </a:xfrm>
+                    <a:prstGeom prst="rect">
+                      <a:avLst/>
+                    </a:prstGeom>
+                  </pic:spPr>
+                </pic:pic>
+              </a:graphicData>
+            </a:graphic>
+          </wp:inline>
+        </w:drawing>
+      </w:r>
+    </w:p>
+    <w:p>
+      <w:pPr>
+        <w:rPr>
+          <w:lang w:val="en-US"/>
+        </w:rPr>
+      </w:pPr>
+      <w:r>
+        <w:drawing>
+          <wp:inline distT="0" distB="0" distL="0" distR="0" wp14:anchorId="1E6FCB35" wp14:editId="567D084F">
+            <wp:extent cx="6120765" cy="3022600"/>
+            <wp:effectExtent l="0" t="0" r="0" b="6350"/>
+            <wp:docPr id="2106657364" name="Рисунок 1"/>
+            <wp:cNvGraphicFramePr>
+              <a:graphicFrameLocks xmlns:a="http://schemas.openxmlformats.org/drawingml/2006/main" noChangeAspect="1"/>
+            </wp:cNvGraphicFramePr>
+            <a:graphic xmlns:a="http://schemas.openxmlformats.org/drawingml/2006/main">
+              <a:graphicData uri="http://schemas.openxmlformats.org/drawingml/2006/picture">
+                <pic:pic xmlns:pic="http://schemas.openxmlformats.org/drawingml/2006/picture">
+                  <pic:nvPicPr>
+                    <pic:cNvPr id="2106657364" name=""/>
+                    <pic:cNvPicPr/>
+                  </pic:nvPicPr>
+                  <pic:blipFill>
+                    <a:blip r:embed="rId7"/>
+                    <a:stretch>
+                      <a:fillRect/>
+                    </a:stretch>
+                  </pic:blipFill>
+                  <pic:spPr>
+                    <a:xfrm>
+                      <a:off x="0" y="0"/>
+                      <a:ext cx="6120765" cy="3022600"/>
+                    </a:xfrm>
+                    <a:prstGeom prst="rect">
+                      <a:avLst/>
+                    </a:prstGeom>
+                  </pic:spPr>
+                </pic:pic>
+              </a:graphicData>
+            </a:graphic>
+          </wp:inline>
+        </w:drawing>
+      </w:r>
+    </w:p>
+    <w:p>
+      <w:pPr>
+        <w:rPr>
+          <w:lang w:val="en-US"/>
+        </w:rPr>
+      </w:pPr>
+      <w:r>
+        <w:t>Неоптимизована кверя виконується 588 мс</w:t>
+      </w:r>
+      <w:r>
+        <w:br/>
+      </w:r>
+      <w:r>
+        <w:rPr>
+          <w:lang w:val="en-US"/>
+        </w:rPr>
+        <w:t>index and cte:</w:t>
+      </w:r>
+    </w:p>
+    <w:p>
+      <w:r>
+        <w:lastRenderedPageBreak/>
+        <w:drawing>
+          <wp:inline distT="0" distB="0" distL="0" distR="0" wp14:anchorId="2E6EBD53" wp14:editId="47E184D6">
+            <wp:extent cx="6120765" cy="3517265"/>
+            <wp:effectExtent l="0" t="0" r="0" b="6985"/>
+            <wp:docPr id="1731934942" name="Рисунок 1"/>
+            <wp:cNvGraphicFramePr>
+              <a:graphicFrameLocks xmlns:a="http://schemas.openxmlformats.org/drawingml/2006/main" noChangeAspect="1"/>
+            </wp:cNvGraphicFramePr>
+            <a:graphic xmlns:a="http://schemas.openxmlformats.org/drawingml/2006/main">
+              <a:graphicData uri="http://schemas.openxmlformats.org/drawingml/2006/picture">
+                <pic:pic xmlns:pic="http://schemas.openxmlformats.org/drawingml/2006/picture">
+                  <pic:nvPicPr>
+                    <pic:cNvPr id="1731934942" name=""/>
+                    <pic:cNvPicPr/>
+                  </pic:nvPicPr>
+                  <pic:blipFill>
+                    <a:blip r:embed="rId8"/>
+                    <a:stretch>
+                      <a:fillRect/>
+                    </a:stretch>
+                  </pic:blipFill>
+                  <pic:spPr>
+                    <a:xfrm>
+                      <a:off x="0" y="0"/>
+                      <a:ext cx="6120765" cy="3517265"/>
+                    </a:xfrm>
+                    <a:prstGeom prst="rect">
+                      <a:avLst/>
+                    </a:prstGeom>
+                  </pic:spPr>
+                </pic:pic>
+              </a:graphicData>
+            </a:graphic>
+          </wp:inline>
+        </w:drawing>
+      </w:r>
+    </w:p>
+    <w:p>
+      <w:r>
+        <w:drawing>
+          <wp:inline distT="0" distB="0" distL="0" distR="0" wp14:anchorId="58A2A1D4" wp14:editId="5F9339D9">
+            <wp:extent cx="6120765" cy="3397250"/>
+            <wp:effectExtent l="0" t="0" r="0" b="0"/>
+            <wp:docPr id="1833266569" name="Рисунок 1"/>
+            <wp:cNvGraphicFramePr>
+              <a:graphicFrameLocks xmlns:a="http://schemas.openxmlformats.org/drawingml/2006/main" noChangeAspect="1"/>
+            </wp:cNvGraphicFramePr>
+            <a:graphic xmlns:a="http://schemas.openxmlformats.org/drawingml/2006/main">
+              <a:graphicData uri="http://schemas.openxmlformats.org/drawingml/2006/picture">
+                <pic:pic xmlns:pic="http://schemas.openxmlformats.org/drawingml/2006/picture">
+                  <pic:nvPicPr>
+                    <pic:cNvPr id="1833266569" name=""/>
+                    <pic:cNvPicPr/>
+                  </pic:nvPicPr>
+                  <pic:blipFill>
+                    <a:blip r:embed="rId9"/>
+                    <a:stretch>
+                      <a:fillRect/>
+                    </a:stretch>
+                  </pic:blipFill>
+                  <pic:spPr>
+                    <a:xfrm>
+                      <a:off x="0" y="0"/>
+                      <a:ext cx="6120765" cy="3397250"/>
+                    </a:xfrm>
+                    <a:prstGeom prst="rect">
+                      <a:avLst/>
+                    </a:prstGeom>
+                  </pic:spPr>
+                </pic:pic>
+              </a:graphicData>
+            </a:graphic>
+          </wp:inline>
+        </w:drawing>
+      </w:r>
+    </w:p>
+    <w:p>
+      <w:r>
+        <w:t xml:space="preserve">Оптимизація за рахунок індексів і </w:t>
+      </w:r>
+      <w:r>
+        <w:rPr>
+          <w:lang w:val="en-US"/>
+        </w:rPr>
+        <w:t>cte</w:t>
+      </w:r>
+      <w:r>
+        <w:t>. План сильно зменшився і час виконання став 304 мс</w:t>
       </w:r>
     </w:p>
     <w:p>
@@ -145,32 +317,18 @@
         </w:rPr>
       </w:pPr>
       <w:r>
-        <w:t xml:space="preserve">SET </w:t>
-      </w:r>
-      <w:proofErr w:type="spellStart"/>
-      <w:r>
-        <w:t>enable_seqscan</w:t>
-      </w:r>
-      <w:proofErr w:type="spellEnd"/>
-      <w:r>
-        <w:t xml:space="preserve"> = OFF;</w:t>
+        <w:t>SET enable_seqscan = OFF;</w:t>
       </w:r>
     </w:p>
+    <w:p/>
     <w:p>
-      <w:pPr>
-        <w:rPr>
-          <w:lang w:val="en-US"/>
-        </w:rPr>
-      </w:pPr>
-      <w:r>
-        <w:rPr>
-          <w:lang w:val="en-US"/>
-        </w:rPr>
+      <w:r>
+        <w:lastRenderedPageBreak/>
         <w:drawing>
-          <wp:inline distT="0" distB="0" distL="0" distR="0" wp14:anchorId="2CC24467" wp14:editId="33C6F83D">
-            <wp:extent cx="4176122" cy="1577477"/>
-            <wp:effectExtent l="0" t="0" r="0" b="3810"/>
-            <wp:docPr id="519847683" name="Рисунок 1"/>
+          <wp:inline distT="0" distB="0" distL="0" distR="0" wp14:anchorId="347B7AF5" wp14:editId="71211AE1">
+            <wp:extent cx="6120765" cy="3504565"/>
+            <wp:effectExtent l="0" t="0" r="0" b="635"/>
+            <wp:docPr id="419550649" name="Рисунок 1"/>
             <wp:cNvGraphicFramePr>
               <a:graphicFrameLocks xmlns:a="http://schemas.openxmlformats.org/drawingml/2006/main" noChangeAspect="1"/>
             </wp:cNvGraphicFramePr>
@@ -178,11 +336,11 @@
               <a:graphicData uri="http://schemas.openxmlformats.org/drawingml/2006/picture">
                 <pic:pic xmlns:pic="http://schemas.openxmlformats.org/drawingml/2006/picture">
                   <pic:nvPicPr>
-                    <pic:cNvPr id="519847683" name=""/>
+                    <pic:cNvPr id="419550649" name=""/>
                     <pic:cNvPicPr/>
                   </pic:nvPicPr>
                   <pic:blipFill>
-                    <a:blip r:embed="rId6"/>
+                    <a:blip r:embed="rId10"/>
                     <a:stretch>
                       <a:fillRect/>
                     </a:stretch>
@@ -190,7 +348,7 @@
                   <pic:spPr>
                     <a:xfrm>
                       <a:off x="0" y="0"/>
-                      <a:ext cx="4176122" cy="1577477"/>
+                      <a:ext cx="6120765" cy="3504565"/>
                     </a:xfrm>
                     <a:prstGeom prst="rect">
                       <a:avLst/>
@@ -201,6 +359,48 @@
             </a:graphic>
           </wp:inline>
         </w:drawing>
+      </w:r>
+      <w:r>
+        <w:drawing>
+          <wp:inline distT="0" distB="0" distL="0" distR="0" wp14:anchorId="4165CCEF" wp14:editId="74A0021A">
+            <wp:extent cx="6120765" cy="3447415"/>
+            <wp:effectExtent l="0" t="0" r="0" b="635"/>
+            <wp:docPr id="584538734" name="Рисунок 1"/>
+            <wp:cNvGraphicFramePr>
+              <a:graphicFrameLocks xmlns:a="http://schemas.openxmlformats.org/drawingml/2006/main" noChangeAspect="1"/>
+            </wp:cNvGraphicFramePr>
+            <a:graphic xmlns:a="http://schemas.openxmlformats.org/drawingml/2006/main">
+              <a:graphicData uri="http://schemas.openxmlformats.org/drawingml/2006/picture">
+                <pic:pic xmlns:pic="http://schemas.openxmlformats.org/drawingml/2006/picture">
+                  <pic:nvPicPr>
+                    <pic:cNvPr id="584538734" name=""/>
+                    <pic:cNvPicPr/>
+                  </pic:nvPicPr>
+                  <pic:blipFill>
+                    <a:blip r:embed="rId11"/>
+                    <a:stretch>
+                      <a:fillRect/>
+                    </a:stretch>
+                  </pic:blipFill>
+                  <pic:spPr>
+                    <a:xfrm>
+                      <a:off x="0" y="0"/>
+                      <a:ext cx="6120765" cy="3447415"/>
+                    </a:xfrm>
+                    <a:prstGeom prst="rect">
+                      <a:avLst/>
+                    </a:prstGeom>
+                  </pic:spPr>
+                </pic:pic>
+              </a:graphicData>
+            </a:graphic>
+          </wp:inline>
+        </w:drawing>
+      </w:r>
+    </w:p>
+    <w:p>
+      <w:r>
+        <w:t>Вимкнув сек скани час збільшився</w:t>
       </w:r>
     </w:p>
     <w:sectPr>
@@ -816,6 +1016,7 @@
   <w:style w:type="character" w:default="1" w:styleId="a0">
     <w:name w:val="Default Paragraph Font"/>
     <w:uiPriority w:val="1"/>
+    <w:semiHidden/>
     <w:unhideWhenUsed/>
   </w:style>
   <w:style w:type="table" w:default="1" w:styleId="a1">

--- a/репорт.docx
+++ b/репорт.docx
@@ -401,6 +401,9 @@
     <w:p>
       <w:r>
         <w:t>Вимкнув сек скани час збільшився</w:t>
+      </w:r>
+      <w:r>
+        <w:t xml:space="preserve"> бо програмі треба вся таблиця і просто послідовно пробігтись по таблиці було вигідніше ніж використовувати індекси, тому після вимикання сек скан програма почала використовувати індекси більше і через це час збільшився</w:t>
       </w:r>
     </w:p>
     <w:sectPr>
